--- a/besedilo.docx
+++ b/besedilo.docx
@@ -394,16 +394,32 @@
           <w:sz w:val="20"/>
           <w:szCs w:val="20"/>
         </w:rPr>
-        <w:t xml:space="preserve">redstavila </w:t>
-      </w:r>
-      <w:proofErr w:type="spellEnd"/>
-      <w:r>
-        <w:rPr>
-          <w:rFonts w:ascii="Arial" w:hAnsi="Arial" w:cs="Arial"/>
-          <w:sz w:val="20"/>
-          <w:szCs w:val="20"/>
-        </w:rPr>
-        <w:t xml:space="preserve">primer </w:t>
+        <w:t>re</w:t>
+      </w:r>
+      <w:r>
+        <w:rPr>
+          <w:rFonts w:ascii="Arial" w:hAnsi="Arial" w:cs="Arial"/>
+          <w:sz w:val="20"/>
+          <w:szCs w:val="20"/>
+        </w:rPr>
+        <w:t>p</w:t>
+      </w:r>
+      <w:r>
+        <w:rPr>
+          <w:rFonts w:ascii="Arial" w:hAnsi="Arial" w:cs="Arial"/>
+          <w:sz w:val="20"/>
+          <w:szCs w:val="20"/>
+        </w:rPr>
+        <w:t>dstavila</w:t>
+      </w:r>
+      <w:proofErr w:type="spellEnd"/>
+      <w:r>
+        <w:rPr>
+          <w:rFonts w:ascii="Arial" w:hAnsi="Arial" w:cs="Arial"/>
+          <w:sz w:val="20"/>
+          <w:szCs w:val="20"/>
+        </w:rPr>
+        <w:t xml:space="preserve"> primer </w:t>
       </w:r>
       <w:proofErr w:type="spellStart"/>
       <w:r>
@@ -582,7 +598,15 @@
           <w:sz w:val="20"/>
           <w:szCs w:val="20"/>
         </w:rPr>
-        <w:t>anredila</w:t>
+        <w:t>na</w:t>
+      </w:r>
+      <w:r>
+        <w:rPr>
+          <w:rFonts w:ascii="Arial" w:hAnsi="Arial" w:cs="Arial"/>
+          <w:sz w:val="20"/>
+          <w:szCs w:val="20"/>
+        </w:rPr>
+        <w:t>redila</w:t>
       </w:r>
       <w:proofErr w:type="spellEnd"/>
       <w:r>
